--- a/Practicas/Planificación de Actividades.docx
+++ b/Practicas/Planificación de Actividades.docx
@@ -171,7 +171,18 @@
           <w:szCs w:val="28"/>
           <w:lang w:val="es-ES"/>
         </w:rPr>
-        <w:t>2</w:t>
+        <w:t>31</w:t>
+      </w:r>
+      <w:r>
+        <w:rPr>
+          <w:b/>
+          <w:bCs/>
+          <w:color w:val="000000" w:themeColor="text1"/>
+          <w:sz w:val="28"/>
+          <w:szCs w:val="28"/>
+          <w:lang w:val="es-ES"/>
+        </w:rPr>
+        <w:t xml:space="preserve"> de Julio de 202</w:t>
       </w:r>
       <w:r>
         <w:rPr>
@@ -183,17 +194,6 @@
           <w:lang w:val="es-ES"/>
         </w:rPr>
         <w:t>5</w:t>
-      </w:r>
-      <w:r>
-        <w:rPr>
-          <w:b/>
-          <w:bCs/>
-          <w:color w:val="000000" w:themeColor="text1"/>
-          <w:sz w:val="28"/>
-          <w:szCs w:val="28"/>
-          <w:lang w:val="es-ES"/>
-        </w:rPr>
-        <w:t xml:space="preserve"> de Julio de 2024</w:t>
       </w:r>
     </w:p>
     <w:p>
@@ -1491,43 +1491,7 @@
           <w:sz w:val="28"/>
           <w:szCs w:val="28"/>
         </w:rPr>
-        <w:t xml:space="preserve">Las prácticas se realizarán de </w:t>
-      </w:r>
-      <w:proofErr w:type="gramStart"/>
-      <w:r>
-        <w:rPr>
-          <w:color w:val="000000" w:themeColor="text1"/>
-          <w:sz w:val="28"/>
-          <w:szCs w:val="28"/>
-        </w:rPr>
-        <w:t>Lunes</w:t>
-      </w:r>
-      <w:proofErr w:type="gramEnd"/>
-      <w:r>
-        <w:rPr>
-          <w:color w:val="000000" w:themeColor="text1"/>
-          <w:sz w:val="28"/>
-          <w:szCs w:val="28"/>
-        </w:rPr>
-        <w:t xml:space="preserve"> a </w:t>
-      </w:r>
-      <w:proofErr w:type="gramStart"/>
-      <w:r>
-        <w:rPr>
-          <w:color w:val="000000" w:themeColor="text1"/>
-          <w:sz w:val="28"/>
-          <w:szCs w:val="28"/>
-        </w:rPr>
-        <w:t>Sábado</w:t>
-      </w:r>
-      <w:proofErr w:type="gramEnd"/>
-      <w:r>
-        <w:rPr>
-          <w:color w:val="000000" w:themeColor="text1"/>
-          <w:sz w:val="28"/>
-          <w:szCs w:val="28"/>
-        </w:rPr>
-        <w:t xml:space="preserve">, con una jornada aproximada de </w:t>
+        <w:t xml:space="preserve">Las prácticas se realizarán de Lunes a Sábado, con una jornada aproximada de </w:t>
       </w:r>
       <w:r>
         <w:rPr>
